--- a/L8/L4/work/writing/7lm-harmonized-architecture-specification.docx
+++ b/L8/L4/work/writing/7lm-harmonized-architecture-specification.docx
@@ -357,6 +357,17 @@
       </w:r>
       <w:r>
         <w:t xml:space="preserve"> Ordinals are semantics; numbers are magnitudes; the relation between them is "is". The seven interior layers are the seven semantics FIRST through SEVENTH and the seven magnitudes L0 through L6, so the seventh layer is L6: layer 7 will always be layer 6. L7 is a magnitude, the position numbered 7, the eighth reached in traversal: numbered, not a layer. L8 is a count, not a position: the interior's own zero over the seven layer zeros. Nothing follows the desk in traversal; past the face the count begins again at zero, in another object's tree, where this whole object is one bound object at a peer position.</w:t>
+      </w:r>
+    </w:p>
+    <w:p>
+      <w:r>
+        <w:rPr>
+          <w:b/>
+        </w:rPr>
+        <w:t>[Clarification]</w:t>
+      </w:r>
+      <w:r>
+        <w:t xml:space="preserve"> Peers are physical and are counted from 1 at L7/peering/: peer-1, object-1. The layers are counted from 0: 0 is the semantic origin, where the Semantic and Epistemic rails define the layers above; it is what exists first, before anything physical. The two counts do not conflict.</w:t>
       </w:r>
     </w:p>
     <w:p>
@@ -9508,7 +9519,7 @@
           </w:tcPr>
           <w:p>
             <w:r>
-              <w:t>The peering enumeration begins at 1 while the layers count from 0 under "First is always 0"; the owner's call.</w:t>
+              <w:t>Peers are physical and are counted from 1; the layers are counted from 0, the semantic origin, where the Semantic and Epistemic rails define the layers above. The owner's ruling of 12 September 2026; the words are at L8/L6/history/specification-history.md.</w:t>
             </w:r>
           </w:p>
         </w:tc>

--- a/L8/L4/work/writing/7lm-harmonized-architecture-specification.docx
+++ b/L8/L4/work/writing/7lm-harmonized-architecture-specification.docx
@@ -46,7 +46,7 @@
         <w:br/>
       </w:r>
       <w:r>
-        <w:t>Version of 12 September 2026. The history of versions and changes, with the owner's words behind each rule, is at L8/L6/history/specification-history.md in the scaffold repository.</w:t>
+        <w:t>Version of 13 September 2026. The history of versions and changes, with the owner's words behind each rule, is at L8/L6/history/specification-history.md in the scaffold repository.</w:t>
       </w:r>
     </w:p>
     <w:p>
@@ -379,6 +379,28 @@
       </w:r>
       <w:r>
         <w:t xml:space="preserve"> Author note. L7, pronounced El-Seven, is the desk: the L is the lower left hand corner of the desk and the 7 is the upper right; the name draws the rectangle that this layer is, its Surface. L8 is the research packet on the desk: two zeros stacked, the interior's zero over the zeros of the seven layers. The interior directories carry uppercase too: L0 through L7 are the eight bits of a byte, 0 being a bit, and L8 is the extra bit that carries the semantic, as information needs an extra bit to catch any error. The names are design, not decoration, and were not chosen by accident.</w:t>
+      </w:r>
+    </w:p>
+    <w:p>
+      <w:r>
+        <w:rPr>
+          <w:b/>
+        </w:rPr>
+        <w:t>[Clarification]</w:t>
+      </w:r>
+      <w:r>
+        <w:t xml:space="preserve"> The packet reading. The owner, 12 September 2026, quoted as written: "L8 has to envelope them all to simulate a packet where gteh floor is l1 the end is l6, ythe glue is l7 adn l8 is gthe connectror the the next l0". Read the bounded object as one packet. L0 is the origin: the meaning that exists in the head first and is written down second; it is not payload. L1 is the floor of the payload and L6 its end. L7 is the glue, the face at which the object binds to what is outside it. L8 envelopes them all, and its trailing edge is the connector to the next object's L0. The connector is why nothing follows the desk in traversal: past the face the object hands off, and the count begins again at zero in another object's tree. This states as a structure what the byte reading above states as a count, and the two agree.</w:t>
+      </w:r>
+    </w:p>
+    <w:p>
+      <w:r>
+        <w:rPr>
+          <w:b/>
+        </w:rPr>
+        <w:t>[Clarification]</w:t>
+      </w:r>
+      <w:r>
+        <w:t xml:space="preserve"> The packet reading changes no position, no count, and no path. The eight positions remain L0 through L7; first is always 0; L8 remains a count and not a ninth position; L0 remains the first position, excluded from the payload but not from the count. On disk L7/ and L8/ remain siblings at the repository root, with L8/ holding the interior L0 through L6, as the canonical topology states. The owner ruled the directory structure unchanged, 12 September 2026, quoted as written: "I like to waive that l seven and l eight are set up right now in the current directory structure." The envelope is a reading of that layout, not a change to it.</w:t>
       </w:r>
     </w:p>
     <w:p>
@@ -9509,7 +9531,7 @@
           </w:tcPr>
           <w:p>
             <w:r>
-              <w:t>Reported, not resolved</w:t>
+              <w:t>Resolved</w:t>
             </w:r>
           </w:p>
         </w:tc>
@@ -9548,7 +9570,7 @@
       <w:pStyle w:val="Footer"/>
     </w:pPr>
     <w:r>
-      <w:t>7LM Harmonized Authoritative Architecture Specification • 12 September 2026</w:t>
+      <w:t>7LM Harmonized Authoritative Architecture Specification • 13 September 2026</w:t>
     </w:r>
   </w:p>
 </w:ftr>

--- a/L8/L4/work/writing/7lm-harmonized-architecture-specification.docx
+++ b/L8/L4/work/writing/7lm-harmonized-architecture-specification.docx
@@ -46,7 +46,7 @@
         <w:br/>
       </w:r>
       <w:r>
-        <w:t>Version of 13 September 2026. The history of versions and changes, with the owner's words behind each rule, is at L8/L6/history/specification-history.md in the scaffold repository.</w:t>
+        <w:t>Version of 20 September 2026. The history of versions and changes, with the owner's words behind each rule, is at L8/L6/history/specification-history.md in the scaffold repository.</w:t>
       </w:r>
     </w:p>
     <w:p>
@@ -135,7 +135,7 @@
     </w:p>
     <w:p>
       <w:r>
-        <w:t>Canonical direct L7 branches are L7/provenance/, L7/governance/, L7/peering/, and L7/publications/.</w:t>
+        <w:t>Canonical direct L7 branches are L7/provenance/, L7/governance/, L7/peering/, and L7/allications/.</w:t>
       </w:r>
     </w:p>
     <w:p>
@@ -1386,7 +1386,7 @@
         <w:pStyle w:val="Code"/>
       </w:pPr>
       <w:r>
-        <w:t>│   │   └── restrictions/0</w:t>
+        <w:t>│   │   └── controlled/0</w:t>
       </w:r>
     </w:p>
     <w:p>
@@ -1514,7 +1514,55 @@
         <w:pStyle w:val="Code"/>
       </w:pPr>
       <w:r>
-        <w:t>│   └── publications/0</w:t>
+        <w:t>│   └── allications/0</w:t>
+      </w:r>
+    </w:p>
+    <w:p>
+      <w:pPr>
+        <w:pStyle w:val="Code"/>
+      </w:pPr>
+      <w:r>
+        <w:t xml:space="preserve">│       ├── publications/0</w:t>
+      </w:r>
+    </w:p>
+    <w:p>
+      <w:pPr>
+        <w:pStyle w:val="Code"/>
+      </w:pPr>
+      <w:r>
+        <w:t xml:space="preserve">│       ├── applications/0</w:t>
+      </w:r>
+    </w:p>
+    <w:p>
+      <w:pPr>
+        <w:pStyle w:val="Code"/>
+      </w:pPr>
+      <w:r>
+        <w:t xml:space="preserve">│       ├── communications/0</w:t>
+      </w:r>
+    </w:p>
+    <w:p>
+      <w:pPr>
+        <w:pStyle w:val="Code"/>
+      </w:pPr>
+      <w:r>
+        <w:t xml:space="preserve">│       ├── specifications/0</w:t>
+      </w:r>
+    </w:p>
+    <w:p>
+      <w:pPr>
+        <w:pStyle w:val="Code"/>
+      </w:pPr>
+      <w:r>
+        <w:t xml:space="preserve">│       ├── notifications/0</w:t>
+      </w:r>
+    </w:p>
+    <w:p>
+      <w:pPr>
+        <w:pStyle w:val="Code"/>
+      </w:pPr>
+      <w:r>
+        <w:t xml:space="preserve">│       └── participations/0</w:t>
       </w:r>
     </w:p>
     <w:p>
@@ -7213,7 +7261,7 @@
         <w:pStyle w:val="Code"/>
       </w:pPr>
       <w:r>
-        <w:t>│   └── restrictions/0</w:t>
+        <w:t>│   └── controlled/0</w:t>
       </w:r>
     </w:p>
     <w:p>
@@ -7341,7 +7389,55 @@
         <w:pStyle w:val="Code"/>
       </w:pPr>
       <w:r>
-        <w:t>└── publications/0</w:t>
+        <w:t>└── allications/0</w:t>
+      </w:r>
+    </w:p>
+    <w:p>
+      <w:pPr>
+        <w:pStyle w:val="Code"/>
+      </w:pPr>
+      <w:r>
+        <w:t xml:space="preserve">    ├── publications/0</w:t>
+      </w:r>
+    </w:p>
+    <w:p>
+      <w:pPr>
+        <w:pStyle w:val="Code"/>
+      </w:pPr>
+      <w:r>
+        <w:t xml:space="preserve">    ├── applications/0</w:t>
+      </w:r>
+    </w:p>
+    <w:p>
+      <w:pPr>
+        <w:pStyle w:val="Code"/>
+      </w:pPr>
+      <w:r>
+        <w:t xml:space="preserve">    ├── communications/0</w:t>
+      </w:r>
+    </w:p>
+    <w:p>
+      <w:pPr>
+        <w:pStyle w:val="Code"/>
+      </w:pPr>
+      <w:r>
+        <w:t xml:space="preserve">    ├── specifications/0</w:t>
+      </w:r>
+    </w:p>
+    <w:p>
+      <w:pPr>
+        <w:pStyle w:val="Code"/>
+      </w:pPr>
+      <w:r>
+        <w:t xml:space="preserve">    ├── notifications/0</w:t>
+      </w:r>
+    </w:p>
+    <w:p>
+      <w:pPr>
+        <w:pStyle w:val="Code"/>
+      </w:pPr>
+      <w:r>
+        <w:t xml:space="preserve">    └── participations/0</w:t>
       </w:r>
     </w:p>
     <w:p>
@@ -7370,7 +7466,7 @@
     </w:p>
     <w:p>
       <w:r>
-        <w:t>The Surface is organized around four owned external relations: provenance, governance, peering, and publications. Within peering, exposure/custody (public versus private) and direction (ingress versus egress) remain independent semantic distinctions.</w:t>
+        <w:t>The Surface is organized around four owned external relations: provenance, governance, peering, and allications — the outward acts, of which publication is one. Within peering, exposure/custody (public versus private) and direction (ingress versus egress) remain independent semantic distinctions.</w:t>
       </w:r>
     </w:p>
     <w:p>
@@ -8057,7 +8153,7 @@
               <w:rPr>
                 <w:b/>
               </w:rPr>
-              <w:t>governance/restrictions/</w:t>
+              <w:t>governance/controlled/</w:t>
             </w:r>
           </w:p>
         </w:tc>
@@ -8067,7 +8163,7 @@
           </w:tcPr>
           <w:p>
             <w:r>
-              <w:t>Directory for restrictions that constrain external disclosure, use, transfer, or handling.</w:t>
+              <w:t>Directory for restrictions and other conditions that constrain external disclosure, use, transfer, or handling.</w:t>
             </w:r>
           </w:p>
         </w:tc>
@@ -8077,7 +8173,7 @@
           </w:tcPr>
           <w:p>
             <w:r>
-              <w:t>Keeps restrictions explicit and machine-addressable without redefining the underlying research.</w:t>
+              <w:t>Keeps what is controlled explicit and machine-addressable without redefining the underlying research.</w:t>
             </w:r>
           </w:p>
         </w:tc>
@@ -8413,7 +8509,7 @@
               <w:rPr>
                 <w:b/>
               </w:rPr>
-              <w:t>publications/</w:t>
+              <w:t>allications/</w:t>
             </w:r>
           </w:p>
         </w:tc>
@@ -8423,6 +8519,41 @@
           </w:tcPr>
           <w:p>
             <w:r>
+              <w:t>Directory for the bounded object's outward acts: publications, applications, communications, specifications, notifications, participations.</w:t>
+            </w:r>
+          </w:p>
+        </w:tc>
+        <w:tc>
+          <w:tcPr>
+            <w:tcW w:type="dxa" w:w="2880"/>
+          </w:tcPr>
+          <w:p>
+            <w:r>
+              <w:t>Each is a nominalized outward act that leaves an addressable record. One family, one place, the six senses kept distinct within it.</w:t>
+            </w:r>
+          </w:p>
+        </w:tc>
+      </w:tr>
+      <w:tr>
+        <w:tc>
+          <w:tcPr>
+            <w:tcW w:type="dxa" w:w="2880"/>
+          </w:tcPr>
+          <w:p>
+            <w:r>
+              <w:rPr>
+                <w:b/>
+              </w:rPr>
+              <w:t>allications/publications/</w:t>
+            </w:r>
+          </w:p>
+        </w:tc>
+        <w:tc>
+          <w:tcPr>
+            <w:tcW w:type="dxa" w:w="2880"/>
+          </w:tcPr>
+          <w:p>
+            <w:r>
               <w:t>Directory for released publication objects at the forward face.</w:t>
             </w:r>
           </w:p>
@@ -8434,6 +8565,181 @@
           <w:p>
             <w:r>
               <w:t>Keeps publication release at L7 while writing remains L4, research meaning remains L5, and internal history remains L6.</w:t>
+            </w:r>
+          </w:p>
+        </w:tc>
+      </w:tr>
+      <w:tr>
+        <w:tc>
+          <w:tcPr>
+            <w:tcW w:type="dxa" w:w="2880"/>
+          </w:tcPr>
+          <w:p>
+            <w:r>
+              <w:rPr>
+                <w:b/>
+              </w:rPr>
+              <w:t>allications/applications/</w:t>
+            </w:r>
+          </w:p>
+        </w:tc>
+        <w:tc>
+          <w:tcPr>
+            <w:tcW w:type="dxa" w:w="2880"/>
+          </w:tcPr>
+          <w:p>
+            <w:r>
+              <w:t>Directory for applications the object makes outward: for funding, review, admission, or of its method to an outside case.</w:t>
+            </w:r>
+          </w:p>
+        </w:tc>
+        <w:tc>
+          <w:tcPr>
+            <w:tcW w:type="dxa" w:w="2880"/>
+          </w:tcPr>
+          <w:p>
+            <w:r>
+              <w:t>An application asks something of a named external authority and binds the object to what it claimed; that is not a release.</w:t>
+            </w:r>
+          </w:p>
+        </w:tc>
+      </w:tr>
+      <w:tr>
+        <w:tc>
+          <w:tcPr>
+            <w:tcW w:type="dxa" w:w="2880"/>
+          </w:tcPr>
+          <w:p>
+            <w:r>
+              <w:rPr>
+                <w:b/>
+              </w:rPr>
+              <w:t>allications/communications/</w:t>
+            </w:r>
+          </w:p>
+        </w:tc>
+        <w:tc>
+          <w:tcPr>
+            <w:tcW w:type="dxa" w:w="2880"/>
+          </w:tcPr>
+          <w:p>
+            <w:r>
+              <w:t>Directory for communications the object issues outward: statements, correspondence, announcements, answers.</w:t>
+            </w:r>
+          </w:p>
+        </w:tc>
+        <w:tc>
+          <w:tcPr>
+            <w:tcW w:type="dxa" w:w="2880"/>
+          </w:tcPr>
+          <w:p>
+            <w:r>
+              <w:t>Saying something outward is neither releasing nor asking nor discharging a duty to notify.</w:t>
+            </w:r>
+          </w:p>
+        </w:tc>
+      </w:tr>
+      <w:tr>
+        <w:tc>
+          <w:tcPr>
+            <w:tcW w:type="dxa" w:w="2880"/>
+          </w:tcPr>
+          <w:p>
+            <w:r>
+              <w:rPr>
+                <w:b/>
+              </w:rPr>
+              <w:t>allications/specifications/</w:t>
+            </w:r>
+          </w:p>
+        </w:tc>
+        <w:tc>
+          <w:tcPr>
+            <w:tcW w:type="dxa" w:w="2880"/>
+          </w:tcPr>
+          <w:p>
+            <w:r>
+              <w:t>Directory for specifications issued outward for others to build or check against.</w:t>
+            </w:r>
+          </w:p>
+        </w:tc>
+        <w:tc>
+          <w:tcPr>
+            <w:tcW w:type="dxa" w:w="2880"/>
+          </w:tcPr>
+          <w:p>
+            <w:r>
+              <w:t>A specification handed outward becomes a commitment to whoever builds on it, and the version they built against matters afterwards.</w:t>
+            </w:r>
+          </w:p>
+        </w:tc>
+      </w:tr>
+      <w:tr>
+        <w:tc>
+          <w:tcPr>
+            <w:tcW w:type="dxa" w:w="2880"/>
+          </w:tcPr>
+          <w:p>
+            <w:r>
+              <w:rPr>
+                <w:b/>
+              </w:rPr>
+              <w:t>allications/notifications/</w:t>
+            </w:r>
+          </w:p>
+        </w:tc>
+        <w:tc>
+          <w:tcPr>
+            <w:tcW w:type="dxa" w:w="2880"/>
+          </w:tcPr>
+          <w:p>
+            <w:r>
+              <w:t>Directory for notices the object issues outward.</w:t>
+            </w:r>
+          </w:p>
+        </w:tc>
+        <w:tc>
+          <w:tcPr>
+            <w:tcW w:type="dxa" w:w="2880"/>
+          </w:tcPr>
+          <w:p>
+            <w:r>
+              <w:t>A notice usually discharges an obligation; whether it was given, and when, needs one place to be answered.</w:t>
+            </w:r>
+          </w:p>
+        </w:tc>
+      </w:tr>
+      <w:tr>
+        <w:tc>
+          <w:tcPr>
+            <w:tcW w:type="dxa" w:w="2880"/>
+          </w:tcPr>
+          <w:p>
+            <w:r>
+              <w:rPr>
+                <w:b/>
+              </w:rPr>
+              <w:t>allications/participations/</w:t>
+            </w:r>
+          </w:p>
+        </w:tc>
+        <w:tc>
+          <w:tcPr>
+            <w:tcW w:type="dxa" w:w="2880"/>
+          </w:tcPr>
+          <w:p>
+            <w:r>
+              <w:t>Directory for the object's participations in external settings: bodies, panels, working groups, collaborations.</w:t>
+            </w:r>
+          </w:p>
+        </w:tc>
+        <w:tc>
+          <w:tcPr>
+            <w:tcW w:type="dxa" w:w="2880"/>
+          </w:tcPr>
+          <w:p>
+            <w:r>
+              <w:t>Where the object has stood is an external relation with a role and a period, not a release and not a peer binding.</w:t>
             </w:r>
           </w:p>
         </w:tc>
@@ -8447,7 +8753,7 @@
         <w:t>[Clarification]</w:t>
       </w:r>
       <w:r>
-        <w:t xml:space="preserve"> Copyright has one place, governance/copyright/: every copyright or licence condition the bounded object is under is stated there once, with what to do next. governance/licensing/ and governance/restrictions/ point to it rather than restating it.</w:t>
+        <w:t xml:space="preserve"> Copyright has one place, governance/copyright/: every copyright or licence condition the bounded object is under is stated there once, with what to do next. governance/licensing/ and governance/controlled/ point to it rather than restating it.</w:t>
       </w:r>
     </w:p>
     <w:p>
@@ -8740,7 +9046,7 @@
         </w:numPr>
       </w:pPr>
       <w:r>
-        <w:t>Copyright in one place, L7/governance/copyright/, with licensing/ and restrictions/ pointing to it.</w:t>
+        <w:t>Copyright in one place, L7/governance/copyright/, with licensing/ and controlled/ pointing to it.</w:t>
       </w:r>
     </w:p>
     <w:p>
@@ -9253,7 +9559,7 @@
           </w:tcPr>
           <w:p>
             <w:r>
-              <w:t>Released corpus/publication identity belongs at L7/publications/; the broader inherited term remains reserved where its exact role is not yet adjudicated.</w:t>
+              <w:t>Released corpus/publication identity belongs at L7/allications/publications/; the broader inherited term remains reserved where its exact role is not yet adjudicated.</w:t>
             </w:r>
           </w:p>
         </w:tc>
@@ -9570,7 +9876,7 @@
       <w:pStyle w:val="Footer"/>
     </w:pPr>
     <w:r>
-      <w:t>7LM Harmonized Authoritative Architecture Specification • 13 September 2026</w:t>
+      <w:t>7LM Harmonized Authoritative Architecture Specification • 20 September 2026</w:t>
     </w:r>
   </w:p>
 </w:ftr>

--- a/L8/L4/work/writing/7lm-harmonized-architecture-specification.docx
+++ b/L8/L4/work/writing/7lm-harmonized-architecture-specification.docx
@@ -1866,7 +1866,7 @@
         <w:t>[Clarification]</w:t>
       </w:r>
       <w:r>
-        <w:t xml:space="preserve"> README.md is where a reader starts; it is not the documentation. The documentation is the sheets, one 0.md per directory, and this specification. The README states what the repository is, the reading order (the desk L7/0, the interior L8/0, then every sheet), the root, and where the prior README is, and nothing else. The root holds README.md, L7/, and L8/, and may hold repository infrastructure that is not a layer: the one CI check at .github/workflows/integrity.yml, which refuses unresolved conflict markers, a root that is not canonical, and a sheet whose heading is not its path, reports directories without a sheet, and moves nothing; and .gitignore. Every 7LM repository has the same root.</w:t>
+        <w:t xml:space="preserve"> README.md is where a reader starts; it is not the documentation. The documentation is the sheets, one 0.md per directory, and this specification. The README states what the repository is, the reading order (the desk L7/0, the interior L8/0, then every sheet), the root, and where the prior README is, and nothing else. The root holds README.md, L7/, and L8/, and may hold repository infrastructure that is not a layer: the one CI check at .github/workflows/integrity.yml, which refuses unresolved conflict markers, a root that is not canonical, a sheet whose heading is not its path, and a canonical position without a sheet, reports any other directory without a sheet, and moves nothing; and .gitignore. Every 7LM repository has the same root.</w:t>
       </w:r>
     </w:p>
     <w:p>
@@ -7081,7 +7081,7 @@
           </w:p>
           <w:p>
             <w:r>
-              <w:t>- public/legal governance: copyright, licensing, patents, permissions, access, restrictions</w:t>
+              <w:t>- public/legal governance: copyright, licensing, patents, permissions, access, controlled</w:t>
             </w:r>
           </w:p>
           <w:p>
@@ -7091,7 +7091,7 @@
           </w:p>
           <w:p>
             <w:r>
-              <w:t>- publications and release identity</w:t>
+              <w:t>- allications: the outward acts, of which publication is one</w:t>
             </w:r>
           </w:p>
         </w:tc>
@@ -7448,7 +7448,7 @@
         <w:t>[Boundary Rule]</w:t>
       </w:r>
       <w:r>
-        <w:t xml:space="preserve"> Boundary / traversal rule. L7 is the forward face outside the USO. It owns the external relations of the bounded object: provenance, governance, peering, and publication state. Public/private exposure and ingress/egress direction remain independent peering distinctions. L7 does not thereby acquire or change the lower-layer scientific meaning.</w:t>
+        <w:t xml:space="preserve"> Boundary / traversal rule. L7 is the forward face outside the USO. It owns the external relations of the bounded object: provenance, governance, peering, and allications — the outward acts, of which publication is one. Public/private exposure and ingress/egress direction remain independent peering distinctions. L7 does not thereby acquire or change the lower-layer scientific meaning.</w:t>
       </w:r>
     </w:p>
     <w:p>
@@ -7527,7 +7527,7 @@
     </w:p>
     <w:p>
       <w:r>
-        <w:t>Public ingress is the natural peering position for externally owned, publicly available definitions or peer objects. Private ingress is available for controlled inbound material. Public egress handles outward public exchange toward peers; private egress supports restricted outbound exchange. Released publications are represented by the L7 publications branch, while provenance and public/legal governance remain separately addressable.</w:t>
+        <w:t>Public ingress is the natural peering position for externally owned, publicly available definitions or peer objects. Private ingress is available for controlled inbound material. Public egress handles outward public exchange toward peers; private egress supports restricted outbound exchange. Released publications are represented by L7/allications/publications/, while provenance and public/legal governance remain separately addressable.</w:t>
       </w:r>
     </w:p>
     <w:p>
@@ -8418,7 +8418,7 @@
           </w:tcPr>
           <w:p>
             <w:r>
-              <w:t>Represents public outward exchange toward a peer; the released publication object itself is held by the L7 publications branch.</w:t>
+              <w:t>Represents public outward exchange toward a peer; the released publication object itself is held by L7/allications/publications/.</w:t>
             </w:r>
           </w:p>
         </w:tc>
@@ -8910,7 +8910,7 @@
     </w:p>
     <w:p>
       <w:r>
-        <w:t>L7 is the desk: the current external surface where finished work, external bindings, provenance, governance, peering, and publications become addressable without moving their scientific meaning out of the USO.</w:t>
+        <w:t>L7 is the desk: the current external surface where finished work, external bindings, provenance, governance, peering, and allications become addressable without moving their scientific meaning out of the USO.</w:t>
       </w:r>
     </w:p>
     <w:p>
@@ -9046,7 +9046,7 @@
         </w:numPr>
       </w:pPr>
       <w:r>
-        <w:t>Copyright in one place, L7/governance/copyright/, with licensing/ and controlled/ pointing to it.</w:t>
+        <w:t>Copyright in one place, L7/governance/copyright/, with licensing/ and restrictions/ (the position this specification now names controlled/) pointing to it.</w:t>
       </w:r>
     </w:p>
     <w:p>
@@ -9120,7 +9120,7 @@
     </w:p>
     <w:p>
       <w:r>
-        <w:t>Not yet as stated. The catch-all holds material that belongs to other objects: Autonomous Theory, one work and not the definition of autonomous, whose home the owner has not named; a template of the Auditonomous definition; and the owner's notes on memory consolidation with conserved uncertainty. Each leaves on the owner's word. The provenance rows for the bound issuing bodies are not yet ledgered.</w:t>
+        <w:t>Not yet as stated. The catch-all holds material that belongs to other objects: Autonomous Theory, one work and not the definition of autonomous, whose home the owner has not named; a template of the Auditonomous definition; and the owner's notes on memory consolidation with conserved uncertainty. Each leaves on the owner's word. The provenance rows for the bound issuing bodies are not yet ledgered. The desk carries the L7 branch names of the version before 20 September 2026, publications/ as a direct branch and governance/restrictions/; the L7 restructure is not yet mirrored.</w:t>
       </w:r>
     </w:p>
     <w:p>
@@ -9146,7 +9146,7 @@
     </w:p>
     <w:p>
       <w:r>
-        <w:t>Not yet as stated. The binding of the Autonomous definition names the path the peer used before its own 7LM layout, research/definitions/AUTONOMOUS.md at 0504961; the same object now stands at the peer's L0/semantics/definitions/AUTONOMOUS.md, and rebinding to a current version is the owner's act. The binding record says three files still take a definition of autonomous from somewhere other than the binding. The catch-all holds two Autonomous Theory files that leave once that work's home is named. The L0 epistemic rail is empty; its vocabulary stands at L5 as review status.</w:t>
+        <w:t>Not yet as stated. The binding of the Autonomous definition names the path the peer used before its own 7LM layout, research/definitions/AUTONOMOUS.md at 0504961; the same object now stands at the peer's L0/semantics/definitions/AUTONOMOUS.md, and rebinding to a current version is the owner's act. The binding record says three files still take a definition of autonomous from somewhere other than the binding. The catch-all holds two Autonomous Theory files that leave once that work's home is named. The L0 epistemic rail is empty; its vocabulary stands at L5 as review status. The desk carries the L7 branch names of the version before 20 September 2026, publications/ as a direct branch and governance/restrictions/; the L7 restructure is not yet mirrored.</w:t>
       </w:r>
     </w:p>
     <w:p>

--- a/L8/L4/work/writing/7lm-harmonized-architecture-specification.docx
+++ b/L8/L4/work/writing/7lm-harmonized-architecture-specification.docx
@@ -46,7 +46,7 @@
         <w:br/>
       </w:r>
       <w:r>
-        <w:t>Version of 20 September 2026. The history of versions and changes, with the owner's words behind each rule, is at L8/L6/history/specification-history.md in the scaffold repository.</w:t>
+        <w:t>Version of 6 October 2026. The history of versions and changes is at L8/L6/history/specification-history.md in the scaffold repository.</w:t>
       </w:r>
     </w:p>
     <w:p>
@@ -164,7 +164,7 @@
         <w:br/>
       </w:r>
       <w:r>
-        <w:t>The owner's definition, given with its table:</w:t>
+        <w:t>The definition, given with its table:</w:t>
       </w:r>
     </w:p>
     <w:tbl>
@@ -378,7 +378,7 @@
         <w:t>[Note]</w:t>
       </w:r>
       <w:r>
-        <w:t xml:space="preserve"> Author note. L7, pronounced El-Seven, is the desk: the L is the lower left hand corner of the desk and the 7 is the upper right; the name draws the rectangle that this layer is, its Surface. L8 is the research packet on the desk: two zeros stacked, the interior's zero over the zeros of the seven layers. The interior directories carry uppercase too: L0 through L7 are the eight bits of a byte, 0 being a bit, and L8 is the extra bit that carries the semantic, as information needs an extra bit to catch any error. The names are design, not decoration, and were not chosen by accident.</w:t>
+        <w:t xml:space="preserve"> L7, pronounced El-Seven, is the desk: the L is the lower left hand corner of the desk and the 7 is the upper right; the name draws the rectangle that this layer is, its Surface. L8 is the research packet on the desk: two zeros stacked, the interior's zero over the zeros of the seven layers. The interior directories carry uppercase too: L0 through L7 are the eight bits of a byte, 0 being a bit, and L8 is the extra bit that carries the semantic, as information needs an extra bit to catch any error. The names are design, not decoration, and were not chosen by accident.</w:t>
       </w:r>
     </w:p>
     <w:p>
@@ -389,7 +389,7 @@
         <w:t>[Clarification]</w:t>
       </w:r>
       <w:r>
-        <w:t xml:space="preserve"> The packet reading. The owner, 12 September 2026, quoted as written: "L8 has to envelope them all to simulate a packet where gteh floor is l1 the end is l6, ythe glue is l7 adn l8 is gthe connectror the the next l0". Read the bounded object as one packet. L0 is the origin: the meaning that exists in the head first and is written down second; it is not payload. L1 is the floor of the payload and L6 its end. L7 is the glue, the face at which the object binds to what is outside it. L8 envelopes them all, and its trailing edge is the connector to the next object's L0. The connector is why nothing follows the desk in traversal: past the face the object hands off, and the count begins again at zero in another object's tree. This states as a structure what the byte reading above states as a count, and the two agree.</w:t>
+        <w:t xml:space="preserve"> The packet reading, 12 September 2026 (record: L8/L6/history/harmonization-2026-09-04.md §20). Read the bounded object as one packet. L0 is the origin: the meaning that exists in the head first and is written down second; it is not payload. L1 is the floor of the payload and L6 its end. L7 is the glue, the face at which the object binds to what is outside it. L8 envelopes them all, and its trailing edge is the connector to the next object's L0. The connector is why nothing follows the desk in traversal: past the face the object hands off, and the count begins again at zero in another object's tree. This states as a structure what the byte reading above states as a count, and the two agree.</w:t>
       </w:r>
     </w:p>
     <w:p>
@@ -400,7 +400,7 @@
         <w:t>[Clarification]</w:t>
       </w:r>
       <w:r>
-        <w:t xml:space="preserve"> The packet reading changes no position, no count, and no path. The eight positions remain L0 through L7; first is always 0; L8 remains a count and not a ninth position; L0 remains the first position, excluded from the payload but not from the count. On disk L7/ and L8/ remain siblings at the repository root, with L8/ holding the interior L0 through L6, as the canonical topology states. The owner ruled the directory structure unchanged, 12 September 2026, quoted as written: "I like to waive that l seven and l eight are set up right now in the current directory structure." The envelope is a reading of that layout, not a change to it.</w:t>
+        <w:t xml:space="preserve"> The packet reading changes no position, no count, and no path. The eight positions remain L0 through L7; first is always 0; L8 remains a count and not a ninth position; L0 remains the first position, excluded from the payload but not from the count. On disk L7/ and L8/ remain siblings at the repository root, with L8/ holding the interior L0 through L6, as the canonical topology states. The directory structure was settled unchanged on 12 September 2026 (record: L8/L6/history/harmonization-2026-09-04.md §22). The envelope is a reading of that layout, not a change to it.</w:t>
       </w:r>
     </w:p>
     <w:p>
@@ -581,7 +581,7 @@
         <w:rPr>
           <w:i/>
         </w:rPr>
-        <w:t>APA-like hierarchy with author notes • current working architecture</w:t>
+        <w:t>APA-like hierarchy with notes • current working architecture</w:t>
       </w:r>
     </w:p>
     <w:p>
@@ -616,10 +616,9 @@
         <w:rPr>
           <w:i/>
         </w:rPr>
-        <w:t>Author note.</w:t>
-      </w:r>
-      <w:r>
-        <w:t xml:space="preserve"> Description does not prescribe. A path can be observed or interpreted without becoming a normative requirement. Prescription requires an established dependency that has actually been tested or ratified to the degree the next layer needs.</w:t>
+      </w:r>
+      <w:r>
+        <w:t>Description does not prescribe. A path can be observed or interpreted without becoming a normative requirement. Prescription requires an established dependency that has actually been tested or ratified to the degree the next layer needs.</w:t>
       </w:r>
     </w:p>
     <w:p>
@@ -957,10 +956,9 @@
         <w:rPr>
           <w:i/>
         </w:rPr>
-        <w:t>Author note.</w:t>
-      </w:r>
-      <w:r>
-        <w:t xml:space="preserve"> These bundles are semantic and dependency views, not filesystem nesting and not mandatory traversal paths. The same scientific object may be railed through different subsets of the architecture according to the question being asked, while each representation remains owned by the layer that can state it correctly.</w:t>
+      </w:r>
+      <w:r>
+        <w:t>These bundles are semantic and dependency views, not filesystem nesting and not mandatory traversal paths. The same scientific object may be railed through different subsets of the architecture according to the question being asked, while each representation remains owned by the layer that can state it correctly.</w:t>
       </w:r>
     </w:p>
     <w:p>
@@ -1231,10 +1229,9 @@
         <w:rPr>
           <w:i/>
         </w:rPr>
-        <w:t>Author note.</w:t>
-      </w:r>
-      <w:r>
-        <w:t xml:space="preserve"> The OSI model does not become 7LM L0-L7. The question about the OSI object expands. Operational containment remains L4, while representations produced by the inquiry are owned by the 7LM layer that can state them correctly.</w:t>
+      </w:r>
+      <w:r>
+        <w:t>The OSI model does not become 7LM L0-L7. The question about the OSI object expands. Operational containment remains L4, while representations produced by the inquiry are owned by the 7LM layer that can state them correctly.</w:t>
       </w:r>
     </w:p>
     <w:p>
@@ -2615,7 +2612,7 @@
         <w:t>[Note]</w:t>
       </w:r>
       <w:r>
-        <w:t xml:space="preserve"> Author note. Current correction: L0/semantics is the semantic version we make of the thing. If we do not make one, the directory is not populated with someone else’s definition.</w:t>
+        <w:t xml:space="preserve"> Current correction: L0/semantics is the semantic version we make of the thing. If we do not make one, the directory is not populated with someone else’s definition.</w:t>
       </w:r>
     </w:p>
     <w:p>
@@ -3206,7 +3203,7 @@
     </w:p>
     <w:p>
       <w:r>
-        <w:t>Example used in session: peer-reviewed FTL/warp-drive mathematics may be legitimate mathematics while still lacking an engineering bridge. The math can stay where it is. It does not receive a free promotion into realizable propulsion.</w:t>
+        <w:t>Example: peer-reviewed FTL/warp-drive mathematics may be legitimate mathematics while still lacking an engineering bridge. The math can stay where it is. It does not receive a free promotion into realizable propulsion.</w:t>
       </w:r>
     </w:p>
     <w:p>
@@ -3229,7 +3226,7 @@
     </w:p>
     <w:p>
       <w:r>
-        <w:t>The session rule became:</w:t>
+        <w:t>The rule became:</w:t>
       </w:r>
     </w:p>
     <w:p>
@@ -3291,7 +3288,7 @@
         <w:t>[Note]</w:t>
       </w:r>
       <w:r>
-        <w:t xml:space="preserve"> Author note. STATE and IMMUTABLE remain useful descriptive/mnemonic language, but the controlling layer name is State Space.</w:t>
+        <w:t xml:space="preserve"> STATE and IMMUTABLE remain useful descriptive/mnemonic language, but the controlling layer name is State Space.</w:t>
       </w:r>
     </w:p>
     <w:p>
@@ -3896,7 +3893,7 @@
         <w:t>[Note]</w:t>
       </w:r>
       <w:r>
-        <w:t xml:space="preserve"> Author note. Current correction: “finite tolerance” is not an L2 ownership rule. Engineering tolerance and numerical uncertainty belong at L3.</w:t>
+        <w:t xml:space="preserve"> Current correction: “finite tolerance” is not an L2 ownership rule. Engineering tolerance and numerical uncertainty belong at L3.</w:t>
       </w:r>
     </w:p>
     <w:p>
@@ -4535,7 +4532,7 @@
         <w:t>[Note]</w:t>
       </w:r>
       <w:r>
-        <w:t xml:space="preserve"> Author note. INFINITE is retained as a working term for open-ended tolerance/refinement across implementations and time, not as permission to move exact L2 objects here.</w:t>
+        <w:t xml:space="preserve"> INFINITE is retained as a working term for open-ended tolerance/refinement across implementations and time, not as permission to move exact L2 objects here.</w:t>
       </w:r>
     </w:p>
     <w:p>
@@ -5441,7 +5438,7 @@
         <w:t>[Note]</w:t>
       </w:r>
       <w:r>
-        <w:t xml:space="preserve"> Author note. Writing is L4 as work. An exemplar/model/thesis/file is made here; its research meaning may be L5 and its released publication may be L7.</w:t>
+        <w:t xml:space="preserve"> Writing is L4 as work. An exemplar/model/thesis/file is made here; its research meaning may be L5 and its released publication may be L7.</w:t>
       </w:r>
     </w:p>
     <w:p>
@@ -6273,7 +6270,7 @@
         <w:t>[Note]</w:t>
       </w:r>
       <w:r>
-        <w:t xml:space="preserve"> Author note. External definitions can be interpreted here. Interpretation does not transfer ownership of the peer definition into L0.</w:t>
+        <w:t xml:space="preserve"> External definitions can be interpreted here. Interpretation does not transfer ownership of the peer definition into L0.</w:t>
       </w:r>
     </w:p>
     <w:p>
@@ -6828,7 +6825,7 @@
         <w:t>[Clarification]</w:t>
       </w:r>
       <w:r>
-        <w:t xml:space="preserve"> Integrity is enforced; no deletion is implied. What integrity needs reconstructable from the repository itself is retired, not deleted: the owner's authored documents, the rule texts of a prior layout, the error records. A superseded file whose every part is enumerated, in the record at L8/L6/history/, as standing elsewhere is deleted after that enumeration; git keeps the change event, the record keeps the enumeration. Nothing is deleted before it is enumerated, and no rule of no deletion is enforced anywhere: the one CI check checks integrity, not the absence of deletion.</w:t>
+        <w:t xml:space="preserve"> Integrity is enforced; no deletion is implied. What integrity needs reconstructable from the repository itself is retired, not deleted: the authored documents, the rule texts of a prior layout, the error records. A superseded file whose every part is enumerated, in the record at L8/L6/history/, as standing elsewhere is deleted after that enumeration; git keeps the change event, the record keeps the enumeration. Nothing is deleted before it is enumerated, and no rule of no deletion is enforced anywhere: the one CI check checks integrity, not the absence of deletion.</w:t>
       </w:r>
     </w:p>
     <w:p>
@@ -6839,7 +6836,7 @@
         <w:t>[Note]</w:t>
       </w:r>
       <w:r>
-        <w:t xml:space="preserve"> Author note. When full interpretation begins outside the object, L7 is encountered first and L6 is the first interior layer. Interior-only inspection can therefore be described as beginning at L6.</w:t>
+        <w:t xml:space="preserve"> When full interpretation begins outside the object, L7 is encountered first and L6 is the first interior layer. Interior-only inspection can therefore be described as beginning at L6.</w:t>
       </w:r>
     </w:p>
     <w:p>
@@ -7549,7 +7546,7 @@
         <w:t>[Note]</w:t>
       </w:r>
       <w:r>
-        <w:t xml:space="preserve"> Author note. The agnostic L7 topology carries admissible external-facing capabilities even when a project does not use them. A classroom experiment may leave governance and publication branches empty; a science fair, public release, publication, patent, or controlled exchange can populate the relevant forward-face positions without changing the architecture.</w:t>
+        <w:t xml:space="preserve"> The agnostic L7 topology carries admissible external-facing capabilities even when a project does not use them. A classroom experiment may leave governance and publication branches empty; a science fair, public release, publication, patent, or controlled exchange can populate the relevant forward-face positions without changing the architecture.</w:t>
       </w:r>
     </w:p>
     <w:p>
@@ -7577,7 +7574,7 @@
     </w:p>
     <w:p>
       <w:r>
-        <w:t>Reference implementations: https://github.com/aybllc/autonomous and https://github.com/aybllc/auditonomous</w:t>
+        <w:t>Reference implementations: the Autonomous and Auditonomous repositories.</w:t>
       </w:r>
     </w:p>
     <w:p>
@@ -7649,7 +7646,7 @@
         <w:t>[Note]</w:t>
       </w:r>
       <w:r>
-        <w:t xml:space="preserve"> Author note. Public/private and ingress/egress are explicit semantic positions in the canonical research tree. Their presence does not assert that every external implementation must use the same filesystem vocabulary.</w:t>
+        <w:t xml:space="preserve"> Public/private and ingress/egress are explicit semantic positions in the canonical research tree. Their presence does not assert that every external implementation must use the same filesystem vocabulary.</w:t>
       </w:r>
     </w:p>
     <w:p>
@@ -7660,7 +7657,7 @@
         <w:t>[Note]</w:t>
       </w:r>
       <w:r>
-        <w:t xml:space="preserve"> Author note. Many intelligences at one face. The peering positions are not sized for one counterpart: peer-1 opens an enumeration that is the same on all four faces, so the bounded object can meet any number of intelligences at once, a person, an institution, a standards body, another repository, an archive, a model session, an orchestrator, each at its own numbered peer position and each delivery its own object. Provenance is positional: the path says who brought a thing before anyone reads it. The peer's 0 is the owner's register of that peer's objects and their standing, and it is written by a person; nothing here presumes an automated mover. The tree states positions; what any intelligence may write is not stated by the tree.</w:t>
+        <w:t xml:space="preserve"> Many intelligences at one face. The peering positions are not sized for one counterpart: peer-1 opens an enumeration that is the same on all four faces, so the bounded object can meet any number of intelligences at once, a person, an institution, a standards body, another repository, an archive, a model session, an orchestrator, each at its own numbered peer position and each delivery its own object. Provenance is positional: the path says who brought a thing before anyone reads it. The peer's 0 is the owner's register of that peer's objects and their standing, and it is written by a person; nothing here presumes an automated mover. The tree states positions; what any intelligence may write is not stated by the tree.</w:t>
       </w:r>
     </w:p>
     <w:p>
@@ -8764,7 +8761,7 @@
         <w:t>[Note]</w:t>
       </w:r>
       <w:r>
-        <w:t xml:space="preserve"> Author note. Curated sources are served by pointer. A designated archive repository holds the source files; it is bound at private ingress and is read-only from every consuming repository. A consuming repository keeps one ledger row per source at provenance/sources/, with the archive path and the pinned commit, and no source file lives in it.</w:t>
+        <w:t xml:space="preserve"> Curated sources are served by pointer. A designated archive repository holds the source files; it is bound at private ingress and is read-only from every consuming repository. A consuming repository keeps one ledger row per source at provenance/sources/, with the archive path and the pinned commit, and no source file lives in it.</w:t>
       </w:r>
     </w:p>
     <w:p>
@@ -8967,7 +8964,7 @@
     </w:p>
     <w:p>
       <w:r>
-        <w:t>Reference implementations: https://github.com/aybllc/autonomous and https://github.com/aybllc/auditonomous, with the scaffold at https://github.com/aybllc/7lm and the curated-source archive at https://github.com/aybllc/l6.</w:t>
+        <w:t>Reference implementations: the Autonomous and Auditonomous repositories, with the scaffold (this repository) and the curated-source archive (the repository l6).</w:t>
       </w:r>
     </w:p>
     <w:p>
@@ -9022,7 +9019,7 @@
         </w:numPr>
       </w:pPr>
       <w:r>
-        <w:t>The binding of the Autonomous definition at Auditonomous's L7/peering/public/ingress/peer-1/object-1/, reference-only, NO EDIT and NO DELETE, under the owner's rule that Auditonomous gets the definitions of autonomous from Autonomous and nowhere else. Autonomous exposes the definition at its L7/peering/public/egress/peer-1/.</w:t>
+        <w:t>The binding of the Autonomous definition at Auditonomous's L7/peering/public/ingress/peer-1/object-1/, reference-only, NO EDIT and NO DELETE, under the rule that Auditonomous gets the definitions of autonomous from Autonomous and nowhere else. Autonomous exposes the definition at its L7/peering/public/egress/peer-1/.</w:t>
       </w:r>
     </w:p>
     <w:p>
@@ -9034,7 +9031,7 @@
         </w:numPr>
       </w:pPr>
       <w:r>
-        <w:t>Curated sources served by pointer from aybllc/l6, bound at each repository's L7/peering/private/ingress/peer-1/; one ledger row per source at L7/provenance/sources/LEDGER.md; no source file in either repository.</w:t>
+        <w:t>Curated sources served by pointer from l6, bound at each repository's L7/peering/private/ingress/peer-1/; one ledger row per source at L7/provenance/sources/LEDGER.md; no source file in either repository.</w:t>
       </w:r>
     </w:p>
     <w:p>
@@ -9070,7 +9067,7 @@
         </w:numPr>
       </w:pPr>
       <w:r>
-        <w:t>The records at L6/history/ in each repository, carrying the owner's words verbatim and every move, retirement, deletion, and binding.</w:t>
+        <w:t>The records at L6/history/ in each repository, carrying the quoted words verbatim and every move, retirement, deletion, and binding.</w:t>
       </w:r>
     </w:p>
     <w:p>
@@ -9105,22 +9102,22 @@
         <w:t>Autonomous</w:t>
       </w:r>
       <w:r>
-        <w:t xml:space="preserve"> (aybllc/autonomous)</w:t>
-      </w:r>
-    </w:p>
-    <w:p>
-      <w:r>
-        <w:t>Face. Public ingress peer-1 to peer-9: the issuing bodies whose clauses are bound into the definition, ISO/TC 299, ISO/IEC JTC 1/SC 42, ISO/IEC JTC 1/SC 7, IEEE, NIST, the European Union, US DoD, EASA, and ETSI, one object per bound clause. Public egress peer-1: aybllc/auditonomous, the definition as exposed. Private ingress peer-1 aybllc/l6; peer-2 aybllc/eb-stack with abba-01/ebios; peer-3 aybllc/auditonomous, the coinage, referenced and not adopted; peer-4 the principal's intake corpus. Private egress: none. Provenance: the pointer ledger into l6 and a 450-entry capture register. Publications: a binder; nothing released.</w:t>
-      </w:r>
-    </w:p>
-    <w:p>
-      <w:r>
-        <w:t>Interior. L6: the master ledger, five forensic reconstructions, the two records, two retired layouts, and four definition error records. L5: six lanes; the reviews, audits, and adjudications; seven findings. L4: the manuscript placeholder, the autonomy scale (an L4 object by the owner's ruling), and one deep-research run. L3: two engineering-mathematics notes. L2: an empty formulas ledger. L1: empty, its dimensions fixed by content inside four L5 findings. L0: the definition with its companions and a universality scope statement.</w:t>
-      </w:r>
-    </w:p>
-    <w:p>
-      <w:r>
-        <w:t>Not yet as stated. The catch-all holds material that belongs to other objects: Autonomous Theory, one work and not the definition of autonomous, whose home the owner has not named; a template of the Auditonomous definition; and the owner's notes on memory consolidation with conserved uncertainty. Each leaves on the owner's word. The provenance rows for the bound issuing bodies are not yet ledgered. The desk carries the L7 branch names of the version before 20 September 2026, publications/ as a direct branch and governance/restrictions/; the L7 restructure is not yet mirrored.</w:t>
+        <w:t xml:space="preserve"> (autonomous)</w:t>
+      </w:r>
+    </w:p>
+    <w:p>
+      <w:r>
+        <w:t>Face. Public ingress peer-1 to peer-9: the issuing bodies whose clauses are bound into the definition, ISO/TC 299, ISO/IEC JTC 1/SC 42, ISO/IEC JTC 1/SC 7, IEEE, NIST, the European Union, US DoD, EASA, and ETSI, one object per bound clause. Public egress peer-1: auditonomous, the definition as exposed. Private ingress peer-1 l6; peer-2 eb-stack with ebios; peer-3 auditonomous, the coinage, referenced and not adopted; peer-4 the principal's intake corpus. Private egress: none. Provenance: the pointer ledger into l6 and a 450-entry capture register. Publications: a binder; nothing released.</w:t>
+      </w:r>
+    </w:p>
+    <w:p>
+      <w:r>
+        <w:t>Interior. L6: the master ledger, five forensic reconstructions, the two records, two retired layouts, and four definition error records. L5: six lanes; the reviews, audits, and adjudications; seven findings. L4: the manuscript placeholder, the autonomy scale (ruled an L4 object), and one deep-research run. L3: two engineering-mathematics notes. L2: an empty formulas ledger. L1: empty, its dimensions fixed by content inside four L5 findings. L0: the definition with its companions and a universality scope statement.</w:t>
+      </w:r>
+    </w:p>
+    <w:p>
+      <w:r>
+        <w:t>Not yet as stated. The catch-all holds material that belongs to other objects: Autonomous Theory, one work and not the definition of autonomous, whose home is not yet named; a template of the Auditonomous definition; and notes on memory consolidation with conserved uncertainty. Each leaves when its home is named. The provenance rows for the bound issuing bodies are not yet ledgered. The desk carries the L7 branch names of the version before 20 September 2026, publications/ as a direct branch and governance/restrictions/; the L7 restructure is not yet mirrored.</w:t>
       </w:r>
     </w:p>
     <w:p>
@@ -9131,12 +9128,12 @@
         <w:t>Auditonomous</w:t>
       </w:r>
       <w:r>
-        <w:t xml:space="preserve"> (aybllc/auditonomous)</w:t>
-      </w:r>
-    </w:p>
-    <w:p>
-      <w:r>
-        <w:t>Face. Public ingress peer-1: aybllc/autonomous, the definition of autonomous, bound at commit 0504961. Private ingress peer-1 aybllc/l6; peer-2 aybllc/eb-audit; peer-3 abba-01/ebios with the Martin 2026 manuscript. Private egress peer-1: the closed transfer of the source corpus to l6; peer-2: the pending transfer of the Third Power Corpus to aybllc/ncf-research, whose files wait at object-1. Public egress: nothing released. Provenance: 62 pointer rows into l6, the staging records about those sources, and one session-provenance record at lineage/. Publications: presentation rules and an empty press-kit checklist.</w:t>
+        <w:t xml:space="preserve"> (auditonomous)</w:t>
+      </w:r>
+    </w:p>
+    <w:p>
+      <w:r>
+        <w:t>Face. Public ingress peer-1: autonomous, the definition of autonomous, bound at commit 0504961. Private ingress peer-1 l6; peer-2 eb-audit; peer-3 ebios with a 2026 manuscript. Private egress peer-1: the closed transfer of the source corpus to l6; peer-2: the pending transfer of the Third Power Corpus to ncf-research, whose files wait at object-1. Public egress: nothing released. Provenance: 62 pointer rows into l6, the staging records about those sources, and one session-provenance record at lineage/. Publications: presentation rules and an empty press-kit checklist.</w:t>
       </w:r>
     </w:p>
     <w:p>
@@ -9216,7 +9213,7 @@
     </w:p>
     <w:p>
       <w:r>
-        <w:t>Normative authority and non-erasure rule. The principal L0-L7 sheets and the explicit rules in this record control. Harmonization removes stale duplicate contracts but preserves unique research notes, author notes, examples, cases, rationales, hypotheses, and inherited terms. A reserved term remains available for research without manufacturing a directory or layer owner.</w:t>
+        <w:t>Normative authority and non-erasure rule. The principal L0-L7 sheets and the explicit rules in this record control. Harmonization removes stale duplicate contracts but preserves unique research notes, notes, examples, cases, rationales, hypotheses, and inherited terms. A reserved term remains available for research without manufacturing a directory or layer owner.</w:t>
       </w:r>
     </w:p>
     <w:p>
@@ -9815,7 +9812,7 @@
           </w:tcPr>
           <w:p>
             <w:r>
-              <w:t>The exemplars' queue vocabulary and the access rules that came with it were retired on the owner's word; L8/L5/research/review/ is the catch-all and L8/L5/research/lanes/ the working position; nothing is deleted.</w:t>
+              <w:t>The exemplars' queue vocabulary and the access rules that came with it were retired; L8/L5/research/review/ is the catch-all and L8/L5/research/lanes/ the working position; nothing is deleted.</w:t>
             </w:r>
           </w:p>
         </w:tc>
@@ -9847,7 +9844,7 @@
           </w:tcPr>
           <w:p>
             <w:r>
-              <w:t>Peers are physical and are counted from 1; the layers are counted from 0, the semantic origin, where the Semantic and Epistemic rails define the layers above. The owner's ruling of 12 September 2026; the words are at L8/L6/history/specification-history.md.</w:t>
+              <w:t>Peers are physical and are counted from 1; the layers are counted from 0, the semantic origin, where the Semantic and Epistemic rails define the layers above. Settled 12 September 2026; the record is at L8/L6/history/specification-history.md.</w:t>
             </w:r>
           </w:p>
         </w:tc>
@@ -9860,6 +9857,7 @@
     </w:p>
     <w:sectPr>
       <w:footerReference w:type="default" r:id="rId9"/>
+      <w:headerReference w:type="default" r:id="rId10"/>
       <w:pgSz w:w="12240" w:h="15840"/>
       <w:pgMar w:top="1440" w:right="1800" w:bottom="1440" w:left="1800" w:header="720" w:footer="720" w:gutter="0"/>
       <w:cols w:space="720"/>
@@ -9876,10 +9874,20 @@
       <w:pStyle w:val="Footer"/>
     </w:pPr>
     <w:r>
-      <w:t>7LM Harmonized Authoritative Architecture Specification • 20 September 2026</w:t>
+      <w:t>7LM Harmonized Authoritative Architecture Specification • 6 October 2026</w:t>
     </w:r>
   </w:p>
 </w:ftr>
+</file>
+
+<file path=word/header1.xml><?xml version="1.0" encoding="utf-8"?>
+<w:hdr xmlns:m="http://schemas.openxmlformats.org/officeDocument/2006/math" xmlns:mc="http://schemas.openxmlformats.org/markup-compatibility/2006" xmlns:mo="http://schemas.microsoft.com/office/mac/office/2008/main" xmlns:mv="urn:schemas-microsoft-com:mac:vml" xmlns:o="urn:schemas-microsoft-com:office:office" xmlns:r="http://schemas.openxmlformats.org/officeDocument/2006/relationships" xmlns:v="urn:schemas-microsoft-com:vml" xmlns:w10="urn:schemas-microsoft-com:office:word" xmlns:w14="http://schemas.microsoft.com/office/word/2010/wordml" xmlns:w="http://schemas.openxmlformats.org/wordprocessingml/2006/main" xmlns:wne="http://schemas.microsoft.com/office/word/2006/wordml" xmlns:wp14="http://schemas.microsoft.com/office/word/2010/wordprocessingDrawing" xmlns:wp="http://schemas.openxmlformats.org/drawingml/2006/wordprocessingDrawing" xmlns:wpc="http://schemas.microsoft.com/office/word/2010/wordprocessingCanvas" xmlns:wpg="http://schemas.microsoft.com/office/word/2010/wordprocessingGroup" xmlns:wpi="http://schemas.microsoft.com/office/word/2010/wordprocessingInk" xmlns:wps="http://schemas.microsoft.com/office/word/2010/wordprocessingShape" mc:Ignorable="w14 wp14">
+  <w:p>
+    <w:pPr>
+      <w:pStyle w:val="Header"/>
+    </w:pPr>
+  </w:p>
+</w:hdr>
 </file>
 
 <file path=word/numbering.xml><?xml version="1.0" encoding="utf-8"?>
